--- a/Documentation/Weekly Report/week4/CMSC-4920-Week4Report-Group2.docx
+++ b/Documentation/Weekly Report/week4/CMSC-4920-Week4Report-Group2.docx
@@ -364,12 +364,14 @@
         </w:rPr>
         <w:t xml:space="preserve">One of the most important goals for this week was the </w:t>
       </w:r>
+      <w:proofErr w:type="gramStart"/>
       <w:r>
         <w:rPr>
           <w:rFonts w:ascii="Times New Roman" w:hAnsi="Times New Roman" w:cs="Times New Roman"/>
         </w:rPr>
         <w:t>setup</w:t>
       </w:r>
+      <w:proofErr w:type="gramEnd"/>
       <w:r>
         <w:rPr>
           <w:rFonts w:ascii="Times New Roman" w:hAnsi="Times New Roman" w:cs="Times New Roman"/>
@@ -657,11 +659,19 @@
         </w:rPr>
         <w:t xml:space="preserve">Friends are then stored into the database with a cross reference to the user that added them so platform account will not show conflicting or cross information. Once a friend is </w:t>
       </w:r>
-      <w:r>
-        <w:rPr>
-          <w:rFonts w:ascii="Times New Roman" w:hAnsi="Times New Roman" w:cs="Times New Roman"/>
-        </w:rPr>
-        <w:t xml:space="preserve">added, </w:t>
+      <w:proofErr w:type="gramStart"/>
+      <w:r>
+        <w:rPr>
+          <w:rFonts w:ascii="Times New Roman" w:hAnsi="Times New Roman" w:cs="Times New Roman"/>
+        </w:rPr>
+        <w:t>added,</w:t>
+      </w:r>
+      <w:proofErr w:type="gramEnd"/>
+      <w:r>
+        <w:rPr>
+          <w:rFonts w:ascii="Times New Roman" w:hAnsi="Times New Roman" w:cs="Times New Roman"/>
+        </w:rPr>
+        <w:t xml:space="preserve"> </w:t>
       </w:r>
       <w:r>
         <w:rPr>
@@ -836,7 +846,21 @@
         <w:rPr>
           <w:rFonts w:ascii="Times New Roman" w:hAnsi="Times New Roman" w:cs="Times New Roman"/>
         </w:rPr>
-        <w:t>sometimes not return in proper time due to logic errors.</w:t>
+        <w:t xml:space="preserve">sometimes not return in proper time due to </w:t>
+      </w:r>
+      <w:proofErr w:type="gramStart"/>
+      <w:r>
+        <w:rPr>
+          <w:rFonts w:ascii="Times New Roman" w:hAnsi="Times New Roman" w:cs="Times New Roman"/>
+        </w:rPr>
+        <w:t>logic</w:t>
+      </w:r>
+      <w:proofErr w:type="gramEnd"/>
+      <w:r>
+        <w:rPr>
+          <w:rFonts w:ascii="Times New Roman" w:hAnsi="Times New Roman" w:cs="Times New Roman"/>
+        </w:rPr>
+        <w:t xml:space="preserve"> errors.</w:t>
       </w:r>
     </w:p>
     <w:p>
@@ -1126,7 +1150,21 @@
         <w:rPr>
           <w:rFonts w:ascii="Times New Roman" w:hAnsi="Times New Roman" w:cs="Times New Roman"/>
         </w:rPr>
-        <w:t xml:space="preserve">where the data was being caught, a solution could be made. </w:t>
+        <w:t xml:space="preserve">where the data was being </w:t>
+      </w:r>
+      <w:proofErr w:type="gramStart"/>
+      <w:r>
+        <w:rPr>
+          <w:rFonts w:ascii="Times New Roman" w:hAnsi="Times New Roman" w:cs="Times New Roman"/>
+        </w:rPr>
+        <w:t>caught</w:t>
+      </w:r>
+      <w:proofErr w:type="gramEnd"/>
+      <w:r>
+        <w:rPr>
+          <w:rFonts w:ascii="Times New Roman" w:hAnsi="Times New Roman" w:cs="Times New Roman"/>
+        </w:rPr>
+        <w:t xml:space="preserve">, a solution could be made. </w:t>
       </w:r>
       <w:r>
         <w:rPr>
@@ -1172,13 +1210,41 @@
         <w:rPr>
           <w:rFonts w:ascii="Times New Roman" w:hAnsi="Times New Roman" w:cs="Times New Roman"/>
         </w:rPr>
-        <w:t xml:space="preserve"> Now when a student user fills out the table and clicks submit, the API is triggered to collect the data, send to backend where it is stored in the database, and then sent back to the frontend to be prepared/ displayed in the table. The second </w:t>
-      </w:r>
-      <w:r>
-        <w:rPr>
-          <w:rFonts w:ascii="Times New Roman" w:hAnsi="Times New Roman" w:cs="Times New Roman"/>
-        </w:rPr>
-        <w:t>fill activity command runs when a user, for example, changes pages then returns to the Training Page. This second API fills the table immediately with the stored activity data so the user can always view progress.</w:t>
+        <w:t xml:space="preserve"> Now when a student user fills out the table and clicks submit, the API is triggered to collect the data, send to backend where it is stored in the database, and then sent back to the </w:t>
+      </w:r>
+      <w:proofErr w:type="gramStart"/>
+      <w:r>
+        <w:rPr>
+          <w:rFonts w:ascii="Times New Roman" w:hAnsi="Times New Roman" w:cs="Times New Roman"/>
+        </w:rPr>
+        <w:t>frontend</w:t>
+      </w:r>
+      <w:proofErr w:type="gramEnd"/>
+      <w:r>
+        <w:rPr>
+          <w:rFonts w:ascii="Times New Roman" w:hAnsi="Times New Roman" w:cs="Times New Roman"/>
+        </w:rPr>
+        <w:t xml:space="preserve"> to be prepared/ displayed in the table. The second </w:t>
+      </w:r>
+      <w:r>
+        <w:rPr>
+          <w:rFonts w:ascii="Times New Roman" w:hAnsi="Times New Roman" w:cs="Times New Roman"/>
+        </w:rPr>
+        <w:t xml:space="preserve">fill activity command runs when a user, for example, changes pages then </w:t>
+      </w:r>
+      <w:proofErr w:type="gramStart"/>
+      <w:r>
+        <w:rPr>
+          <w:rFonts w:ascii="Times New Roman" w:hAnsi="Times New Roman" w:cs="Times New Roman"/>
+        </w:rPr>
+        <w:t>returns</w:t>
+      </w:r>
+      <w:proofErr w:type="gramEnd"/>
+      <w:r>
+        <w:rPr>
+          <w:rFonts w:ascii="Times New Roman" w:hAnsi="Times New Roman" w:cs="Times New Roman"/>
+        </w:rPr>
+        <w:t xml:space="preserve"> to the Training Page. This second API fills the table immediately with the stored activity data so the user can always view progress.</w:t>
       </w:r>
     </w:p>
     <w:p>
@@ -1211,7 +1277,21 @@
         <w:rPr>
           <w:rFonts w:ascii="Times New Roman" w:hAnsi="Times New Roman" w:cs="Times New Roman"/>
         </w:rPr>
-        <w:t xml:space="preserve"> fix this issue we implemented a specific column in the clubs schema that holds the </w:t>
+        <w:t xml:space="preserve"> fix this issue we implemented a specific column in the </w:t>
+      </w:r>
+      <w:proofErr w:type="gramStart"/>
+      <w:r>
+        <w:rPr>
+          <w:rFonts w:ascii="Times New Roman" w:hAnsi="Times New Roman" w:cs="Times New Roman"/>
+        </w:rPr>
+        <w:t>clubs</w:t>
+      </w:r>
+      <w:proofErr w:type="gramEnd"/>
+      <w:r>
+        <w:rPr>
+          <w:rFonts w:ascii="Times New Roman" w:hAnsi="Times New Roman" w:cs="Times New Roman"/>
+        </w:rPr>
+        <w:t xml:space="preserve"> schema that holds the </w:t>
       </w:r>
       <w:r>
         <w:rPr>
@@ -1311,7 +1391,21 @@
         <w:rPr>
           <w:rFonts w:ascii="Times New Roman" w:hAnsi="Times New Roman" w:cs="Times New Roman"/>
         </w:rPr>
-        <w:t xml:space="preserve">existing friends, and also users that are still available to be added as a friend. </w:t>
+        <w:t xml:space="preserve">existing friends, </w:t>
+      </w:r>
+      <w:proofErr w:type="gramStart"/>
+      <w:r>
+        <w:rPr>
+          <w:rFonts w:ascii="Times New Roman" w:hAnsi="Times New Roman" w:cs="Times New Roman"/>
+        </w:rPr>
+        <w:t>and also</w:t>
+      </w:r>
+      <w:proofErr w:type="gramEnd"/>
+      <w:r>
+        <w:rPr>
+          <w:rFonts w:ascii="Times New Roman" w:hAnsi="Times New Roman" w:cs="Times New Roman"/>
+        </w:rPr>
+        <w:t xml:space="preserve"> users that are still available to be added as a friend. </w:t>
       </w:r>
       <w:r>
         <w:rPr>
@@ -1368,7 +1462,21 @@
         <w:rPr>
           <w:rFonts w:ascii="Times New Roman" w:hAnsi="Times New Roman" w:cs="Times New Roman"/>
         </w:rPr>
-        <w:t xml:space="preserve">Gantt chart, our team is ahead of schedule for many parts of the tracker, this can be attributed to having more time and less assignments in the early weeks of the semester. However, we are still exactly on schedule for dashboard development. During this week our core focus has shifted to the leaderboard and club pages. Significant progress had been made on the club page, including the initial frontend layout, development of the API endpoints, and the creation of the clubs database schema. Leaderboard page is also progressing far ahead of schedule. With the initial frontend design completed, we were able to focus on developing the API endpoint to pull activity data from the database and then prepare it for filtering and ranking. The dashboard development of this week remained right on </w:t>
+        <w:t xml:space="preserve">Gantt chart, our team is ahead of schedule for many parts of the tracker, this can be attributed to having more time and less assignments in the early weeks of the semester. However, we are still exactly on schedule for dashboard development. During this week our core focus has shifted to the leaderboard and club pages. Significant progress had been made on the club page, including the initial frontend layout, development of the API endpoints, and the creation of the </w:t>
+      </w:r>
+      <w:proofErr w:type="gramStart"/>
+      <w:r>
+        <w:rPr>
+          <w:rFonts w:ascii="Times New Roman" w:hAnsi="Times New Roman" w:cs="Times New Roman"/>
+        </w:rPr>
+        <w:t>clubs</w:t>
+      </w:r>
+      <w:proofErr w:type="gramEnd"/>
+      <w:r>
+        <w:rPr>
+          <w:rFonts w:ascii="Times New Roman" w:hAnsi="Times New Roman" w:cs="Times New Roman"/>
+        </w:rPr>
+        <w:t xml:space="preserve"> database schema. Leaderboard page is also progressing far ahead of schedule. With the initial frontend design completed, we were able to focus on developing the API endpoint to pull activity data from the database and then prepare it for filtering and ranking. The dashboard development of this week remained right on </w:t>
       </w:r>
       <w:r>
         <w:rPr>
@@ -2930,6 +3038,7 @@
   <w:style w:type="character" w:default="1" w:styleId="DefaultParagraphFont">
     <w:name w:val="Default Paragraph Font"/>
     <w:uiPriority w:val="1"/>
+    <w:semiHidden/>
     <w:unhideWhenUsed/>
   </w:style>
   <w:style w:type="table" w:default="1" w:styleId="TableNormal">
